--- a/Module_2/Experiment_13_Ant_Colony_Optimization/Documentation_Experiment_13.docx
+++ b/Module_2/Experiment_13_Ant_Colony_Optimization/Documentation_Experiment_13.docx
@@ -77,7 +77,7 @@
           <w:rFonts w:ascii="Times New Roman" w:hAnsi="Times New Roman"/>
           <w:sz w:val="22"/>
         </w:rPr>
-        <w:t>Simulate Ant Colony Optimization (ACO) from scratch to find the shortest, most cost-effective freight transportation path across a national trade corridor network connecting inland production depots to export seaports.</w:t>
+        <w:t>Simulate Ant Colony Optimization (ACO) from scratch to find the shortest, most cost-effective freight transportation path across real multimodal trade corridors connecting inland industrial depots to export seaports.</w:t>
       </w:r>
     </w:p>
     <w:p>
@@ -481,7 +481,7 @@
           <w:b w:val="0"/>
           <w:sz w:val="22"/>
         </w:rPr>
-        <w:t xml:space="preserve"> 10 Logistics Hubs, Ants = 30, Iterations = 60, alpha = 1.0, beta = 2.5, rho = 0.20, Q = 100.0</w:t>
+        <w:t xml:space="preserve"> 10 Real Logistics Hubs, Ants = 30, Iterations = 60, alpha = 1.0, beta = 2.5, rho = 0.20, Q = 100.0</w:t>
       </w:r>
     </w:p>
     <w:p>
@@ -529,7 +529,7 @@
                 <w:rFonts w:ascii="Consolas" w:hAnsi="Consolas"/>
                 <w:sz w:val="18"/>
               </w:rPr>
-              <w:t>Origin Node                    : Node 0: Delhi NCR (Inland Depot)</w:t>
+              <w:t>Origin Inland Depot            : Node 0: Delhi NCR (Inland Depot)</w:t>
             </w:r>
           </w:p>
         </w:tc>
@@ -554,7 +554,7 @@
                 <w:rFonts w:ascii="Consolas" w:hAnsi="Consolas"/>
                 <w:sz w:val="18"/>
               </w:rPr>
-              <w:t>Target Seaport                 : Node 9: Mumbai JNPT (Export Harbor)</w:t>
+              <w:t>Target Export Seaport          : Node 9: Mumbai JNPT (Export Harbor)</w:t>
             </w:r>
           </w:p>
         </w:tc>
@@ -581,7 +581,7 @@
                 <w:b/>
                 <w:sz w:val="18"/>
               </w:rPr>
-              <w:t>Initial Best Distance (Iter 1) : 1450.0 km</w:t>
+              <w:t>Initial Best Distance (Iter 1) : 1460.0 km</w:t>
             </w:r>
           </w:p>
         </w:tc>
@@ -634,32 +634,6 @@
                 <w:b/>
                 <w:sz w:val="18"/>
               </w:rPr>
-              <w:t>Iteration 40 Best Distance     : 1390.0 km</w:t>
-            </w:r>
-          </w:p>
-        </w:tc>
-      </w:tr>
-      <w:tr>
-        <w:tc>
-          <w:tcPr>
-            <w:tcW w:type="dxa" w:w="9360"/>
-            <w:tcMar>
-              <w:top w:w="60" w:type="dxa"/>
-              <w:bottom w:w="60" w:type="dxa"/>
-              <w:left w:w="150" w:type="dxa"/>
-              <w:right w:w="150" w:type="dxa"/>
-            </w:tcMar>
-          </w:tcPr>
-          <w:p>
-            <w:pPr>
-              <w:spacing w:after="0"/>
-            </w:pPr>
-            <w:r>
-              <w:rPr>
-                <w:rFonts w:ascii="Consolas" w:hAnsi="Consolas"/>
-                <w:b/>
-                <w:sz w:val="18"/>
-              </w:rPr>
               <w:t>Iteration 60 Final Distance    : 1390.0 km</w:t>
             </w:r>
           </w:p>
@@ -675,7 +649,6 @@
               <w:left w:w="150" w:type="dxa"/>
               <w:right w:w="150" w:type="dxa"/>
             </w:tcMar>
-            <w:shd w:fill="FAFAFA"/>
           </w:tcPr>
           <w:p>
             <w:pPr>
@@ -808,7 +781,7 @@
               <a:graphicData uri="http://schemas.openxmlformats.org/drawingml/2006/picture">
                 <pic:pic>
                   <pic:nvPicPr>
-                    <pic:cNvPr id="0" name="aco_optimal_freight_path.png"/>
+                    <pic:cNvPr id="0" name="temp_aco.png"/>
                     <pic:cNvPicPr/>
                   </pic:nvPicPr>
                   <pic:blipFill>
@@ -1539,7 +1512,7 @@
                 <w:rFonts w:ascii="Times New Roman" w:hAnsi="Times New Roman"/>
                 <w:sz w:val="18"/>
               </w:rPr>
-              <w:t>Number of Ants</w:t>
+              <w:t>Ant Count m</w:t>
             </w:r>
           </w:p>
         </w:tc>
@@ -1619,7 +1592,7 @@
                 <w:rFonts w:ascii="Times New Roman" w:hAnsi="Times New Roman"/>
                 <w:sz w:val="18"/>
               </w:rPr>
-              <w:t>1390 km</w:t>
+              <w:t>1,340 km</w:t>
             </w:r>
           </w:p>
         </w:tc>
@@ -1639,7 +1612,7 @@
                 <w:rFonts w:ascii="Times New Roman" w:hAnsi="Times New Roman"/>
                 <w:sz w:val="18"/>
               </w:rPr>
-              <w:t>Smaller swarm size requires more iterations to discover the shortest path</w:t>
+              <w:t>Fewer ants sample the graph sparser, delaying convergence</w:t>
             </w:r>
           </w:p>
         </w:tc>
